--- a/countries/greece/output/UPR39_Greece_Thematic_List_of_Recommendations_ASSESSED.docx
+++ b/countries/greece/output/UPR39_Greece_Thematic_List_of_Recommendations_ASSESSED.docx
@@ -344,7 +344,7 @@
               <w:t xml:space="preserve">Assessment: </w:t>
             </w:r>
             <w:r>
-              <w:t>The documents contain no information on this ask.</w:t>
+              <w:t>The documents contain no information on this recommendation.</w:t>
             </w:r>
           </w:p>
         </w:tc>
@@ -534,7 +534,7 @@
               <w:rPr>
                 <w:b/>
               </w:rPr>
-              <w:t>Grade D — No cooperation with the Committee</w:t>
+              <w:t>Grade C — Information/action not satisfactory</w:t>
             </w:r>
             <w:r>
               <w:br/>
@@ -549,7 +549,19 @@
               <w:t xml:space="preserve">Assessment: </w:t>
             </w:r>
             <w:r>
-              <w:t>The documents contain no information on this ask.</w:t>
+              <w:t>Greece's mid-term report states that it has consistently nominated highly qualified candidates; no open, merit-based selection process is described.</w:t>
+            </w:r>
+            <w:r>
+              <w:rPr>
+                <w:b/>
+              </w:rPr>
+              <w:br/>
+              <w:br/>
+              <w:t>Evidence:</w:t>
+            </w:r>
+            <w:r>
+              <w:br/>
+              <w:t>• State mid-term report (mid-term report), para. treaty bodies — Greece: "Greece has consistently nominated highly qualified candidates for UN treaty body elections"</w:t>
             </w:r>
           </w:p>
         </w:tc>
@@ -4546,7 +4558,7 @@
               <w:t xml:space="preserve">Assessment: </w:t>
             </w:r>
             <w:r>
-              <w:t>The National Strategy and Action Plan for Roma Social Inclusion 2021-2030 is being implemented with a Roma Forum; the Council of Europe Commissioner asks for faster implementation and better monitoring.</w:t>
+              <w:t>The National Strategy and Action Plan for Roma Social Inclusion 2021-2030 is being implemented with a Roma Forum; the Council of Europe Commissioner calls for faster implementation and better monitoring.</w:t>
             </w:r>
             <w:r>
               <w:rPr>
@@ -4760,7 +4772,7 @@
               <w:t xml:space="preserve">Assessment: </w:t>
             </w:r>
             <w:r>
-              <w:t>The documents contain no information on this ask; JS5 asks that psychiatric evaluation for minors be abolished.</w:t>
+              <w:t>The documents contain no information on this recommendation; JS5 requests that psychiatric evaluation for minors be abolished.</w:t>
             </w:r>
           </w:p>
         </w:tc>
@@ -5410,7 +5422,7 @@
               <w:t xml:space="preserve">Assessment: </w:t>
             </w:r>
             <w:r>
-              <w:t>The National Strategy and Action Plan for Roma Social Inclusion 2021-2030 is being implemented with a Roma Forum; the Council of Europe Commissioner asks for faster implementation and better monitoring.</w:t>
+              <w:t>The National Strategy and Action Plan for Roma Social Inclusion 2021-2030 is being implemented with a Roma Forum; the Council of Europe Commissioner calls for faster implementation and better monitoring.</w:t>
             </w:r>
             <w:r>
               <w:rPr>
@@ -6599,7 +6611,7 @@
               <w:t xml:space="preserve">Assessment: </w:t>
             </w:r>
             <w:r>
-              <w:t>The National Strategy and Action Plan for Roma Social Inclusion 2021-2030 is being implemented with a Roma Forum; the Council of Europe Commissioner asks for faster implementation and better monitoring.</w:t>
+              <w:t>The National Strategy and Action Plan for Roma Social Inclusion 2021-2030 is being implemented with a Roma Forum; the Council of Europe Commissioner calls for faster implementation and better monitoring.</w:t>
             </w:r>
             <w:r>
               <w:rPr>
@@ -8043,7 +8055,7 @@
               <w:t xml:space="preserve">Assessment: </w:t>
             </w:r>
             <w:r>
-              <w:t>The National Strategy and Action Plan for Roma Social Inclusion 2021-2030 is being implemented with a Roma Forum; the Council of Europe Commissioner asks for faster implementation and better monitoring.</w:t>
+              <w:t>The National Strategy and Action Plan for Roma Social Inclusion 2021-2030 is being implemented with a Roma Forum; the Council of Europe Commissioner calls for faster implementation and better monitoring.</w:t>
             </w:r>
             <w:r>
               <w:rPr>
@@ -10795,7 +10807,7 @@
               <w:t xml:space="preserve">Assessment: </w:t>
             </w:r>
             <w:r>
-              <w:t>The National Strategy and Action Plan for Roma Social Inclusion 2021-2030 is being implemented with a Roma Forum; the Council of Europe Commissioner asks for faster implementation and better monitoring.</w:t>
+              <w:t>The National Strategy and Action Plan for Roma Social Inclusion 2021-2030 is being implemented with a Roma Forum; the Council of Europe Commissioner calls for faster implementation and better monitoring.</w:t>
             </w:r>
             <w:r>
               <w:rPr>
@@ -11024,7 +11036,7 @@
               <w:t xml:space="preserve">Assessment: </w:t>
             </w:r>
             <w:r>
-              <w:t>The documents contain no information on this ask.</w:t>
+              <w:t>The documents contain no information on this recommendation.</w:t>
             </w:r>
           </w:p>
         </w:tc>
@@ -11214,7 +11226,7 @@
               <w:t xml:space="preserve">Assessment: </w:t>
             </w:r>
             <w:r>
-              <w:t>The documents contain no information on this ask.</w:t>
+              <w:t>The documents contain no information on this recommendation.</w:t>
             </w:r>
           </w:p>
         </w:tc>
@@ -11940,7 +11952,7 @@
               <w:t xml:space="preserve">Assessment: </w:t>
             </w:r>
             <w:r>
-              <w:t>The National Strategy and Action Plan for Roma Social Inclusion 2021-2030 is being implemented with a Roma Forum; the Council of Europe Commissioner asks for faster implementation and better monitoring.</w:t>
+              <w:t>The National Strategy and Action Plan for Roma Social Inclusion 2021-2030 is being implemented with a Roma Forum; the Council of Europe Commissioner calls for faster implementation and better monitoring.</w:t>
             </w:r>
             <w:r>
               <w:rPr>
@@ -15072,7 +15084,7 @@
               <w:t xml:space="preserve">Assessment: </w:t>
             </w:r>
             <w:r>
-              <w:t>Greece reports a three-tier complaints system, but the Human Rights Committee asks that the independence and impartiality of monitoring mechanisms be affirmed and investigations be effective.</w:t>
+              <w:t>Greece reports a three-tier complaints system, but the Human Rights Committee requests that the independence and impartiality of monitoring mechanisms be affirmed and investigations be effective.</w:t>
             </w:r>
             <w:r>
               <w:rPr>
@@ -15290,7 +15302,7 @@
               <w:t xml:space="preserve">Assessment: </w:t>
             </w:r>
             <w:r>
-              <w:t>Greece reports a three-tier complaints system, but the Human Rights Committee asks that the independence and impartiality of monitoring mechanisms be affirmed and investigations be effective.</w:t>
+              <w:t>Greece reports a three-tier complaints system, but the Human Rights Committee requests that the independence and impartiality of monitoring mechanisms be affirmed and investigations be effective.</w:t>
             </w:r>
             <w:r>
               <w:rPr>
@@ -15520,7 +15532,7 @@
               <w:t xml:space="preserve">Assessment: </w:t>
             </w:r>
             <w:r>
-              <w:t>Greece reports a three-tier complaints system, but the Human Rights Committee asks that the independence and impartiality of monitoring mechanisms be affirmed and investigations be effective.</w:t>
+              <w:t>Greece reports a three-tier complaints system, but the Human Rights Committee requests that the independence and impartiality of monitoring mechanisms be affirmed and investigations be effective.</w:t>
             </w:r>
             <w:r>
               <w:rPr>
@@ -15956,7 +15968,7 @@
               <w:t xml:space="preserve">Assessment: </w:t>
             </w:r>
             <w:r>
-              <w:t>Greece reports a three-tier complaints system, but the Human Rights Committee asks that the independence and impartiality of monitoring mechanisms be affirmed and investigations be effective.</w:t>
+              <w:t>Greece reports a three-tier complaints system, but the Human Rights Committee requests that the independence and impartiality of monitoring mechanisms be affirmed and investigations be effective.</w:t>
             </w:r>
             <w:r>
               <w:rPr>
@@ -16268,7 +16280,7 @@
               <w:t xml:space="preserve">Assessment: </w:t>
             </w:r>
             <w:r>
-              <w:t>Greece reports a three-tier complaints system, but the Human Rights Committee asks that the independence and impartiality of monitoring mechanisms be affirmed and investigations be effective.</w:t>
+              <w:t>Greece reports a three-tier complaints system, but the Human Rights Committee requests that the independence and impartiality of monitoring mechanisms be affirmed and investigations be effective.</w:t>
             </w:r>
             <w:r>
               <w:rPr>
@@ -18332,7 +18344,7 @@
               <w:t xml:space="preserve">Assessment: </w:t>
             </w:r>
             <w:r>
-              <w:t>Simple defamation (article 362) was repealed in 2024; OSCE-ODIHR asks that remaining criminal defamation and insult provisions be replaced by civil remedies.</w:t>
+              <w:t>Simple defamation (article 362) was repealed in 2024; OSCE-ODIHR requests that remaining criminal defamation and insult provisions be replaced by civil remedies.</w:t>
             </w:r>
             <w:r>
               <w:rPr>
@@ -18550,7 +18562,7 @@
               <w:t xml:space="preserve">Assessment: </w:t>
             </w:r>
             <w:r>
-              <w:t>Law 5090/2024 repealed article 362 (simple defamation), a Memorandum of Understanding and Task Force on journalists' safety exist and Law 5253/2025 created a National Action Plan for the Safety of Journalists; OSCE-ODIHR asks that remaining criminal defamation and insult provisions be replaced by civil remedies.</w:t>
+              <w:t>Law 5090/2024 repealed article 362 (simple defamation), a Memorandum of Understanding and Task Force on journalists' safety exist and Law 5253/2025 created a National Action Plan for the Safety of Journalists; OSCE-ODIHR requests that remaining criminal defamation and insult provisions be replaced by civil remedies.</w:t>
             </w:r>
             <w:r>
               <w:rPr>
@@ -18744,7 +18756,7 @@
               <w:t xml:space="preserve">Assessment: </w:t>
             </w:r>
             <w:r>
-              <w:t>Law 5090/2024 repealed article 362 (simple defamation), a Memorandum of Understanding and Task Force on journalists' safety exist and Law 5253/2025 created a National Action Plan for the Safety of Journalists; OSCE-ODIHR asks that remaining criminal defamation and insult provisions be replaced by civil remedies.</w:t>
+              <w:t>Law 5090/2024 repealed article 362 (simple defamation), a Memorandum of Understanding and Task Force on journalists' safety exist and Law 5253/2025 created a National Action Plan for the Safety of Journalists; OSCE-ODIHR requests that remaining criminal defamation and insult provisions be replaced by civil remedies.</w:t>
             </w:r>
             <w:r>
               <w:rPr>
@@ -22713,7 +22725,7 @@
               <w:t xml:space="preserve">Assessment: </w:t>
             </w:r>
             <w:r>
-              <w:t>JS2 asks that the strategy be fully implemented and funded, which implies it exists.</w:t>
+              <w:t>JS2 requests that the strategy be fully implemented and funded, which implies it exists.</w:t>
             </w:r>
             <w:r>
               <w:rPr>
@@ -22951,7 +22963,7 @@
               <w:t xml:space="preserve">Assessment: </w:t>
             </w:r>
             <w:r>
-              <w:t>The National Strategy and Action Plan for Roma Social Inclusion 2021-2030 is being implemented with a Roma Forum; the Council of Europe Commissioner asks for faster implementation and better monitoring.</w:t>
+              <w:t>The National Strategy and Action Plan for Roma Social Inclusion 2021-2030 is being implemented with a Roma Forum; the Council of Europe Commissioner calls for faster implementation and better monitoring.</w:t>
             </w:r>
             <w:r>
               <w:rPr>
@@ -23886,7 +23898,7 @@
               <w:t xml:space="preserve">Assessment: </w:t>
             </w:r>
             <w:r>
-              <w:t>The National Strategy and Action Plan for Roma Social Inclusion 2021-2030 is being implemented with a Roma Forum; the Council of Europe Commissioner asks for faster implementation and better monitoring.</w:t>
+              <w:t>The National Strategy and Action Plan for Roma Social Inclusion 2021-2030 is being implemented with a Roma Forum; the Council of Europe Commissioner calls for faster implementation and better monitoring.</w:t>
             </w:r>
             <w:r>
               <w:rPr>
@@ -24428,7 +24440,7 @@
               <w:t xml:space="preserve">Assessment: </w:t>
             </w:r>
             <w:r>
-              <w:t>The documents contain no information on this ask.</w:t>
+              <w:t>The documents contain no information on this recommendation.</w:t>
             </w:r>
           </w:p>
         </w:tc>
@@ -25119,7 +25131,7 @@
               <w:t xml:space="preserve">Assessment: </w:t>
             </w:r>
             <w:r>
-              <w:t>The documents contain no information on this ask.</w:t>
+              <w:t>The documents contain no information on this recommendation.</w:t>
             </w:r>
           </w:p>
         </w:tc>
@@ -26890,7 +26902,7 @@
               <w:t xml:space="preserve">Assessment: </w:t>
             </w:r>
             <w:r>
-              <w:t>The National Strategy and Action Plan for Roma Social Inclusion 2021-2030 is being implemented with a Roma Forum; the Council of Europe Commissioner asks for faster implementation and better monitoring.</w:t>
+              <w:t>The National Strategy and Action Plan for Roma Social Inclusion 2021-2030 is being implemented with a Roma Forum; the Council of Europe Commissioner calls for faster implementation and better monitoring.</w:t>
             </w:r>
             <w:r>
               <w:rPr>
@@ -27140,7 +27152,7 @@
               <w:t xml:space="preserve">Assessment: </w:t>
             </w:r>
             <w:r>
-              <w:t>The National Strategy and Action Plan for Roma Social Inclusion 2021-2030 is being implemented with a Roma Forum; the Council of Europe Commissioner asks for faster implementation and better monitoring.</w:t>
+              <w:t>The National Strategy and Action Plan for Roma Social Inclusion 2021-2030 is being implemented with a Roma Forum; the Council of Europe Commissioner calls for faster implementation and better monitoring.</w:t>
             </w:r>
             <w:r>
               <w:rPr>
@@ -30073,7 +30085,7 @@
               <w:t xml:space="preserve">Assessment: </w:t>
             </w:r>
             <w:r>
-              <w:t>The GNCHR completed its first comprehensive Report on the Status of Women in Greece in 2024; CEDAW asks that its resources be increased.</w:t>
+              <w:t>The GNCHR completed its first comprehensive Report on the Status of Women in Greece in 2024; CEDAW requests that its resources be increased.</w:t>
             </w:r>
             <w:r>
               <w:rPr>
@@ -34570,7 +34582,7 @@
               <w:t xml:space="preserve">Assessment: </w:t>
             </w:r>
             <w:r>
-              <w:t>The documents contain no information on this ask.</w:t>
+              <w:t>The documents contain no information on this recommendation.</w:t>
             </w:r>
           </w:p>
         </w:tc>
@@ -35231,7 +35243,7 @@
               <w:t xml:space="preserve">Assessment: </w:t>
             </w:r>
             <w:r>
-              <w:t>Law 5172/2025 transposed EU standards; the GNCHR and CEDAW ask for a legal definition of femicide and a gender-killings observatory.</w:t>
+              <w:t>Law 5172/2025 transposed EU standards; the GNCHR and CEDAW call for a legal definition of femicide and a gender-killings observatory.</w:t>
             </w:r>
             <w:r>
               <w:rPr>
@@ -35461,7 +35473,7 @@
               <w:t xml:space="preserve">Assessment: </w:t>
             </w:r>
             <w:r>
-              <w:t>Law 5172/2025 transposed EU standards; the GNCHR and CEDAW ask for a legal definition of femicide and a gender-killings observatory.</w:t>
+              <w:t>Law 5172/2025 transposed EU standards; the GNCHR and CEDAW call for a legal definition of femicide and a gender-killings observatory.</w:t>
             </w:r>
             <w:r>
               <w:rPr>
@@ -38632,7 +38644,7 @@
               <w:t xml:space="preserve">Assessment: </w:t>
             </w:r>
             <w:r>
-              <w:t>Law 4837/2021 defined child abuse and created a national recording system, a 2025-2030 violence-prevention strategy was adopted and family benefits exist; the CRC asks for time-bound goals and a dedicated budget for the National Action Plan.</w:t>
+              <w:t>Law 4837/2021 defined child abuse and created a national recording system, a 2025-2030 violence-prevention strategy was adopted and family benefits exist; the CRC calls for time-bound goals and a dedicated budget for the National Action Plan.</w:t>
             </w:r>
             <w:r>
               <w:rPr>
@@ -38850,7 +38862,7 @@
               <w:t xml:space="preserve">Assessment: </w:t>
             </w:r>
             <w:r>
-              <w:t>Law 4837/2021 defined child abuse and created a national recording system, a 2025-2030 violence-prevention strategy was adopted and family benefits exist; the CRC asks for time-bound goals and a dedicated budget for the National Action Plan.</w:t>
+              <w:t>Law 4837/2021 defined child abuse and created a national recording system, a 2025-2030 violence-prevention strategy was adopted and family benefits exist; the CRC calls for time-bound goals and a dedicated budget for the National Action Plan.</w:t>
             </w:r>
             <w:r>
               <w:rPr>
@@ -39080,7 +39092,7 @@
               <w:t xml:space="preserve">Assessment: </w:t>
             </w:r>
             <w:r>
-              <w:t>Law 4837/2021 defined child abuse and created a national recording system, a 2025-2030 violence-prevention strategy was adopted and family benefits exist; the CRC asks for time-bound goals and a dedicated budget for the National Action Plan.</w:t>
+              <w:t>Law 4837/2021 defined child abuse and created a national recording system, a 2025-2030 violence-prevention strategy was adopted and family benefits exist; the CRC calls for time-bound goals and a dedicated budget for the National Action Plan.</w:t>
             </w:r>
             <w:r>
               <w:rPr>
@@ -39300,7 +39312,7 @@
               <w:t xml:space="preserve">Assessment: </w:t>
             </w:r>
             <w:r>
-              <w:t>Law 4837/2021 defined child abuse and created a national recording system, a 2025-2030 violence-prevention strategy was adopted and family benefits exist; the CRC asks for time-bound goals and a dedicated budget for the National Action Plan.</w:t>
+              <w:t>Law 4837/2021 defined child abuse and created a national recording system, a 2025-2030 violence-prevention strategy was adopted and family benefits exist; the CRC calls for time-bound goals and a dedicated budget for the National Action Plan.</w:t>
             </w:r>
             <w:r>
               <w:rPr>
@@ -41834,7 +41846,7 @@
               <w:t xml:space="preserve">Assessment: </w:t>
             </w:r>
             <w:r>
-              <w:t>The documents contain no information on this ask.</w:t>
+              <w:t>The documents contain no information on this recommendation.</w:t>
             </w:r>
           </w:p>
         </w:tc>
@@ -42293,7 +42305,7 @@
               <w:t xml:space="preserve">Assessment: </w:t>
             </w:r>
             <w:r>
-              <w:t>The Ombudsperson is the NPM under OPCAT and the national investigation mechanism; the Human Rights Committee asks that its resources be adequate.</w:t>
+              <w:t>The Ombudsperson is the NPM under OPCAT and the national investigation mechanism; the Human Rights Committee requests that its resources be adequate.</w:t>
             </w:r>
             <w:r>
               <w:rPr>
@@ -42507,7 +42519,7 @@
               <w:t xml:space="preserve">Assessment: </w:t>
             </w:r>
             <w:r>
-              <w:t>The Ombudsperson is the NPM under OPCAT and the national investigation mechanism; the Human Rights Committee asks that its resources be adequate.</w:t>
+              <w:t>The Ombudsperson is the NPM under OPCAT and the national investigation mechanism; the Human Rights Committee requests that its resources be adequate.</w:t>
             </w:r>
             <w:r>
               <w:rPr>
@@ -43001,7 +43013,7 @@
               <w:t xml:space="preserve">Assessment: </w:t>
             </w:r>
             <w:r>
-              <w:t>Greece reports a three-tier complaints system, but the Human Rights Committee asks that the independence and impartiality of monitoring mechanisms be affirmed and investigations be effective.</w:t>
+              <w:t>Greece reports a three-tier complaints system, but the Human Rights Committee requests that the independence and impartiality of monitoring mechanisms be affirmed and investigations be effective.</w:t>
             </w:r>
             <w:r>
               <w:rPr>
@@ -48963,7 +48975,7 @@
               <w:t xml:space="preserve">Assessment: </w:t>
             </w:r>
             <w:r>
-              <w:t>The documents contain no specific information on this ask.</w:t>
+              <w:t>The documents contain no specific information on this recommendation.</w:t>
             </w:r>
           </w:p>
         </w:tc>
@@ -49349,7 +49361,7 @@
               <w:t xml:space="preserve">Assessment: </w:t>
             </w:r>
             <w:r>
-              <w:t>The documents contain no information on this ask.</w:t>
+              <w:t>The documents contain no information on this recommendation.</w:t>
             </w:r>
           </w:p>
         </w:tc>
@@ -49566,7 +49578,7 @@
               <w:t xml:space="preserve">Assessment: </w:t>
             </w:r>
             <w:r>
-              <w:t>The National Strategy and Action Plan for Roma Social Inclusion 2021-2030 is being implemented with a Roma Forum; the Council of Europe Commissioner asks for faster implementation and better monitoring.</w:t>
+              <w:t>The National Strategy and Action Plan for Roma Social Inclusion 2021-2030 is being implemented with a Roma Forum; the Council of Europe Commissioner calls for faster implementation and better monitoring.</w:t>
             </w:r>
             <w:r>
               <w:rPr>
@@ -52098,7 +52110,7 @@
               <w:t xml:space="preserve">Assessment: </w:t>
             </w:r>
             <w:r>
-              <w:t>Greece reports a three-tier complaints system, but the Human Rights Committee asks that the independence and impartiality of monitoring mechanisms be affirmed and investigations be effective.</w:t>
+              <w:t>Greece reports a three-tier complaints system, but the Human Rights Committee requests that the independence and impartiality of monitoring mechanisms be affirmed and investigations be effective.</w:t>
             </w:r>
             <w:r>
               <w:rPr>
@@ -53186,7 +53198,7 @@
               <w:t xml:space="preserve">Assessment: </w:t>
             </w:r>
             <w:r>
-              <w:t>Greece maintains that only a religious Muslim minority exists and Law 4964/2022 keeps State involvement in the selection of Muftis; the Turkish community asks that its schools and associations be restored.</w:t>
+              <w:t>Greece maintains that only a religious Muslim minority exists and Law 4964/2022 keeps State involvement in the selection of Muftis; the Turkish community requests that its schools and associations be restored.</w:t>
             </w:r>
             <w:r>
               <w:rPr>
@@ -53376,7 +53388,7 @@
               <w:t xml:space="preserve">Assessment: </w:t>
             </w:r>
             <w:r>
-              <w:t>Greece maintains that only a religious Muslim minority exists and Law 4964/2022 keeps State involvement in the selection of Muftis; the Turkish community asks that its schools and associations be restored.</w:t>
+              <w:t>Greece maintains that only a religious Muslim minority exists and Law 4964/2022 keeps State involvement in the selection of Muftis; the Turkish community requests that its schools and associations be restored.</w:t>
             </w:r>
             <w:r>
               <w:rPr>
@@ -53566,7 +53578,7 @@
               <w:t xml:space="preserve">Assessment: </w:t>
             </w:r>
             <w:r>
-              <w:t>Greece maintains that only a religious Muslim minority exists and Law 4964/2022 keeps State involvement in the selection of Muftis; the Turkish community asks that its schools and associations be restored.</w:t>
+              <w:t>Greece maintains that only a religious Muslim minority exists and Law 4964/2022 keeps State involvement in the selection of Muftis; the Turkish community requests that its schools and associations be restored.</w:t>
             </w:r>
             <w:r>
               <w:rPr>
@@ -54685,7 +54697,7 @@
               <w:t xml:space="preserve">Assessment: </w:t>
             </w:r>
             <w:r>
-              <w:t>Greece maintains that only a religious Muslim minority exists and Law 4964/2022 keeps State involvement in the selection of Muftis; the Turkish community asks that its schools and associations be restored.</w:t>
+              <w:t>Greece maintains that only a religious Muslim minority exists and Law 4964/2022 keeps State involvement in the selection of Muftis; the Turkish community requests that its schools and associations be restored.</w:t>
             </w:r>
             <w:r>
               <w:rPr>
